--- a/Program/Architecture Standards.docx
+++ b/Program/Architecture Standards.docx
@@ -51,6 +51,58 @@
         </w:rPr>
         <w:t xml:space="preserve">Variable names follow </w:t>
       </w:r>
+      <w:r>
+        <w:rPr>
+          <w:rFonts w:ascii="Times New Roman" w:hAnsi="Times New Roman" w:cs="Times New Roman"/>
+        </w:rPr>
+        <w:t>camelCase</w:t>
+      </w:r>
+    </w:p>
+    <w:p>
+      <w:pPr>
+        <w:pStyle w:val="ListParagraph"/>
+        <w:numPr>
+          <w:ilvl w:val="0"/>
+          <w:numId w:val="1"/>
+        </w:numPr>
+        <w:spacing w:line="480" w:lineRule="auto"/>
+        <w:rPr>
+          <w:rFonts w:ascii="Times New Roman" w:hAnsi="Times New Roman" w:cs="Times New Roman"/>
+        </w:rPr>
+      </w:pPr>
+      <w:r>
+        <w:rPr>
+          <w:rFonts w:ascii="Times New Roman" w:hAnsi="Times New Roman" w:cs="Times New Roman"/>
+        </w:rPr>
+        <w:t xml:space="preserve">Class names follow </w:t>
+      </w:r>
+      <w:proofErr w:type="spellStart"/>
+      <w:r>
+        <w:rPr>
+          <w:rFonts w:ascii="Times New Roman" w:hAnsi="Times New Roman" w:cs="Times New Roman"/>
+        </w:rPr>
+        <w:t>PascalCase</w:t>
+      </w:r>
+      <w:proofErr w:type="spellEnd"/>
+    </w:p>
+    <w:p>
+      <w:pPr>
+        <w:pStyle w:val="ListParagraph"/>
+        <w:numPr>
+          <w:ilvl w:val="0"/>
+          <w:numId w:val="1"/>
+        </w:numPr>
+        <w:spacing w:line="480" w:lineRule="auto"/>
+        <w:rPr>
+          <w:rFonts w:ascii="Times New Roman" w:hAnsi="Times New Roman" w:cs="Times New Roman"/>
+        </w:rPr>
+      </w:pPr>
+      <w:r>
+        <w:rPr>
+          <w:rFonts w:ascii="Times New Roman" w:hAnsi="Times New Roman" w:cs="Times New Roman"/>
+        </w:rPr>
+        <w:t xml:space="preserve">Function names follow </w:t>
+      </w:r>
       <w:proofErr w:type="spellStart"/>
       <w:r>
         <w:rPr>
@@ -76,23 +128,16 @@
         <w:rPr>
           <w:rFonts w:ascii="Times New Roman" w:hAnsi="Times New Roman" w:cs="Times New Roman"/>
         </w:rPr>
-        <w:t>Class names follow PascalCase</w:t>
+        <w:t xml:space="preserve">List names format: </w:t>
       </w:r>
-    </w:p>
-    <w:p>
-      <w:pPr>
-        <w:spacing w:line="480" w:lineRule="auto"/>
-        <w:rPr>
-          <w:rFonts w:ascii="Times New Roman" w:hAnsi="Times New Roman" w:cs="Times New Roman"/>
-        </w:rPr>
-      </w:pPr>
+      <w:proofErr w:type="spellStart"/>
       <w:r>
         <w:rPr>
           <w:rFonts w:ascii="Times New Roman" w:hAnsi="Times New Roman" w:cs="Times New Roman"/>
         </w:rPr>
-        <w:tab/>
-        <w:t>Specific Names</w:t>
+        <w:t>example_List</w:t>
       </w:r>
+      <w:proofErr w:type="spellEnd"/>
     </w:p>
     <w:sectPr>
       <w:pgSz w:w="12240" w:h="15840"/>

--- a/Program/Architecture Standards.docx
+++ b/Program/Architecture Standards.docx
@@ -12,42 +12,6 @@
       <w:r>
         <w:rPr>
           <w:rFonts w:ascii="Times New Roman" w:hAnsi="Times New Roman" w:cs="Times New Roman"/>
-          <w:b/>
-          <w:bCs/>
-        </w:rPr>
-        <w:t>Names</w:t>
-      </w:r>
-    </w:p>
-    <w:p>
-      <w:pPr>
-        <w:spacing w:line="480" w:lineRule="auto"/>
-        <w:rPr>
-          <w:rFonts w:ascii="Times New Roman" w:hAnsi="Times New Roman" w:cs="Times New Roman"/>
-        </w:rPr>
-      </w:pPr>
-      <w:r>
-        <w:rPr>
-          <w:rFonts w:ascii="Times New Roman" w:hAnsi="Times New Roman" w:cs="Times New Roman"/>
-        </w:rPr>
-        <w:tab/>
-        <w:t>General Standard</w:t>
-      </w:r>
-    </w:p>
-    <w:p>
-      <w:pPr>
-        <w:pStyle w:val="ListParagraph"/>
-        <w:numPr>
-          <w:ilvl w:val="0"/>
-          <w:numId w:val="1"/>
-        </w:numPr>
-        <w:spacing w:line="480" w:lineRule="auto"/>
-        <w:rPr>
-          <w:rFonts w:ascii="Times New Roman" w:hAnsi="Times New Roman" w:cs="Times New Roman"/>
-        </w:rPr>
-      </w:pPr>
-      <w:r>
-        <w:rPr>
-          <w:rFonts w:ascii="Times New Roman" w:hAnsi="Times New Roman" w:cs="Times New Roman"/>
         </w:rPr>
         <w:t xml:space="preserve">Variable names follow </w:t>
       </w:r>
@@ -60,11 +24,6 @@
     </w:p>
     <w:p>
       <w:pPr>
-        <w:pStyle w:val="ListParagraph"/>
-        <w:numPr>
-          <w:ilvl w:val="0"/>
-          <w:numId w:val="1"/>
-        </w:numPr>
         <w:spacing w:line="480" w:lineRule="auto"/>
         <w:rPr>
           <w:rFonts w:ascii="Times New Roman" w:hAnsi="Times New Roman" w:cs="Times New Roman"/>
@@ -74,7 +33,13 @@
         <w:rPr>
           <w:rFonts w:ascii="Times New Roman" w:hAnsi="Times New Roman" w:cs="Times New Roman"/>
         </w:rPr>
-        <w:t xml:space="preserve">Class names follow </w:t>
+        <w:t>Parent c</w:t>
+      </w:r>
+      <w:r>
+        <w:rPr>
+          <w:rFonts w:ascii="Times New Roman" w:hAnsi="Times New Roman" w:cs="Times New Roman"/>
+        </w:rPr>
+        <w:t xml:space="preserve">lass names follow </w:t>
       </w:r>
       <w:proofErr w:type="spellStart"/>
       <w:r>
@@ -87,11 +52,35 @@
     </w:p>
     <w:p>
       <w:pPr>
-        <w:pStyle w:val="ListParagraph"/>
-        <w:numPr>
-          <w:ilvl w:val="0"/>
-          <w:numId w:val="1"/>
-        </w:numPr>
+        <w:spacing w:line="480" w:lineRule="auto"/>
+        <w:ind w:left="720"/>
+        <w:rPr>
+          <w:rFonts w:ascii="Times New Roman" w:hAnsi="Times New Roman" w:cs="Times New Roman"/>
+        </w:rPr>
+      </w:pPr>
+      <w:r>
+        <w:rPr>
+          <w:rFonts w:ascii="Times New Roman" w:hAnsi="Times New Roman" w:cs="Times New Roman"/>
+        </w:rPr>
+        <w:t xml:space="preserve">Child class names also follow </w:t>
+      </w:r>
+      <w:proofErr w:type="spellStart"/>
+      <w:r>
+        <w:rPr>
+          <w:rFonts w:ascii="Times New Roman" w:hAnsi="Times New Roman" w:cs="Times New Roman"/>
+        </w:rPr>
+        <w:t>PascalCase</w:t>
+      </w:r>
+      <w:proofErr w:type="spellEnd"/>
+      <w:r>
+        <w:rPr>
+          <w:rFonts w:ascii="Times New Roman" w:hAnsi="Times New Roman" w:cs="Times New Roman"/>
+        </w:rPr>
+        <w:t>. They mirror the name of their parent class concatenated with a unique name.</w:t>
+      </w:r>
+    </w:p>
+    <w:p>
+      <w:pPr>
         <w:spacing w:line="480" w:lineRule="auto"/>
         <w:rPr>
           <w:rFonts w:ascii="Times New Roman" w:hAnsi="Times New Roman" w:cs="Times New Roman"/>
@@ -114,11 +103,6 @@
     </w:p>
     <w:p>
       <w:pPr>
-        <w:pStyle w:val="ListParagraph"/>
-        <w:numPr>
-          <w:ilvl w:val="0"/>
-          <w:numId w:val="1"/>
-        </w:numPr>
         <w:spacing w:line="480" w:lineRule="auto"/>
         <w:rPr>
           <w:rFonts w:ascii="Times New Roman" w:hAnsi="Times New Roman" w:cs="Times New Roman"/>
@@ -138,6 +122,15 @@
         <w:t>example_List</w:t>
       </w:r>
       <w:proofErr w:type="spellEnd"/>
+    </w:p>
+    <w:p>
+      <w:pPr>
+        <w:spacing w:line="480" w:lineRule="auto"/>
+        <w:ind w:left="720"/>
+        <w:rPr>
+          <w:rFonts w:ascii="Times New Roman" w:hAnsi="Times New Roman" w:cs="Times New Roman"/>
+        </w:rPr>
+      </w:pPr>
     </w:p>
     <w:sectPr>
       <w:pgSz w:w="12240" w:h="15840"/>

--- a/Program/Architecture Standards.docx
+++ b/Program/Architecture Standards.docx
@@ -90,7 +90,13 @@
         <w:rPr>
           <w:rFonts w:ascii="Times New Roman" w:hAnsi="Times New Roman" w:cs="Times New Roman"/>
         </w:rPr>
-        <w:t xml:space="preserve">Function names follow </w:t>
+        <w:t>Method</w:t>
+      </w:r>
+      <w:r>
+        <w:rPr>
+          <w:rFonts w:ascii="Times New Roman" w:hAnsi="Times New Roman" w:cs="Times New Roman"/>
+        </w:rPr>
+        <w:t xml:space="preserve"> names follow </w:t>
       </w:r>
       <w:proofErr w:type="spellStart"/>
       <w:r>

--- a/Program/Architecture Standards.docx
+++ b/Program/Architecture Standards.docx
@@ -21,6 +21,12 @@
         </w:rPr>
         <w:t>camelCase</w:t>
       </w:r>
+      <w:r>
+        <w:rPr>
+          <w:rFonts w:ascii="Times New Roman" w:hAnsi="Times New Roman" w:cs="Times New Roman"/>
+        </w:rPr>
+        <w:t>.</w:t>
+      </w:r>
     </w:p>
     <w:p>
       <w:pPr>
@@ -49,6 +55,12 @@
         <w:t>PascalCase</w:t>
       </w:r>
       <w:proofErr w:type="spellEnd"/>
+      <w:r>
+        <w:rPr>
+          <w:rFonts w:ascii="Times New Roman" w:hAnsi="Times New Roman" w:cs="Times New Roman"/>
+        </w:rPr>
+        <w:t>.</w:t>
+      </w:r>
     </w:p>
     <w:p>
       <w:pPr>
@@ -98,14 +110,12 @@
         </w:rPr>
         <w:t xml:space="preserve"> names follow </w:t>
       </w:r>
-      <w:proofErr w:type="spellStart"/>
       <w:r>
         <w:rPr>
           <w:rFonts w:ascii="Times New Roman" w:hAnsi="Times New Roman" w:cs="Times New Roman"/>
         </w:rPr>
-        <w:t>snake_case</w:t>
+        <w:t>camelCase and begin with a verb.</w:t>
       </w:r>
-      <w:proofErr w:type="spellEnd"/>
     </w:p>
     <w:p>
       <w:pPr>
@@ -128,6 +138,12 @@
         <w:t>example_List</w:t>
       </w:r>
       <w:proofErr w:type="spellEnd"/>
+      <w:r>
+        <w:rPr>
+          <w:rFonts w:ascii="Times New Roman" w:hAnsi="Times New Roman" w:cs="Times New Roman"/>
+        </w:rPr>
+        <w:t>.</w:t>
+      </w:r>
     </w:p>
     <w:p>
       <w:pPr>
